--- a/example/result/e03_paragraphs_bold.docx
+++ b/example/result/e03_paragraphs_bold.docx
@@ -48,6 +48,14 @@
           <w:i/>
         </w:rPr>
         <w:t xml:space="preserve"> Use add_text to add text in italic and bold to the second paragraph.</w:t>
+      </w:r>
+    </w:p>
+    <w:p>
+      <w:r>
+        <w:rPr>
+          <w:b/>
+        </w:rPr>
+        <w:t>(As this example does not have a heading the generated markdown file will not have a heading. If markdownlint is used on the generated markdown file it will report an error for the missing heading.)</w:t>
       </w:r>
     </w:p>
     <w:sectPr>

--- a/example/result/e03_paragraphs_bold.docx
+++ b/example/result/e03_paragraphs_bold.docx
@@ -7,7 +7,7 @@
         <w:rPr>
           <w:b/>
         </w:rPr>
-        <w:t>With start_paragraph we can start a paragraph with the first sentence in bold.</w:t>
+        <w:t>With new_paragraph we can start a paragraph with the first sentence in bold.</w:t>
       </w:r>
       <w:r>
         <w:t xml:space="preserve"> Use add_text to add text without bold to the paragraph.</w:t>
@@ -31,7 +31,7 @@
         <w:rPr>
           <w:i/>
         </w:rPr>
-        <w:t>With start_paragraph we can start a second paragraph with the first sentence in italic.</w:t>
+        <w:t>With new_paragraph we can start a second paragraph with the first sentence in italic.</w:t>
       </w:r>
       <w:r>
         <w:t xml:space="preserve"> Use add_text to add text without italic to the second paragraph.</w:t>
